--- a/templates/docx/contracts/by_company/tikompani/contract_template.docx
+++ b/templates/docx/contracts/by_company/tikompani/contract_template.docx
@@ -1391,22 +1391,7 @@
               <w:rPr>
                 <w:rFonts w:ascii="Aptos" w:hAnsi="Aptos"/>
               </w:rPr>
-              <w:t>{{ company.legal_address_line1 }}</w:t>
-            </w:r>
-          </w:p>
-          <w:p>
-            <w:pPr>
-              <w:pStyle w:val="ConsDTNormal"/>
-              <w:spacing w:line="252" w:lineRule="auto"/>
-              <w:rPr>
-                <w:rFonts w:ascii="Aptos" w:hAnsi="Aptos"/>
-              </w:rPr>
-            </w:pPr>
-            <w:r>
-              <w:rPr>
-                <w:rFonts w:ascii="Aptos" w:hAnsi="Aptos"/>
-              </w:rPr>
-              <w:t xml:space="preserve">{{ company.legal_address_line2 }} </w:t>
+              <w:t xml:space="preserve">{{ company.legal_address }}</w:t>
             </w:r>
           </w:p>
           <w:p>
@@ -1598,7 +1583,7 @@
                 <w:sz w:val="24"/>
                 <w:szCs w:val="24"/>
               </w:rPr>
-              <w:t>{{ applicant.home_address_line1 }} {{ applicant.home_address_line2 }}</w:t>
+              <w:t xml:space="preserve">{{ applicant.home_address }}</w:t>
             </w:r>
           </w:p>
           <w:p>
